--- a/SnowPlower/docs/szotar/szotar.docx
+++ b/SnowPlower/docs/szotar/szotar.docx
@@ -18,26 +18,13 @@
       </w:r>
     </w:p>
     <w:p>
-      <w:proofErr w:type="spellStart"/>
-      <w:r>
-        <w:t>Biokerozin</w:t>
-      </w:r>
-      <w:proofErr w:type="spellEnd"/>
-      <w:r>
-        <w:t xml:space="preserve"> # Fogyóeszköz, a sárkány fej üzemeltetéséhez szükséges üzemanyag.</w:t>
-      </w:r>
-    </w:p>
-    <w:p>
-      <w:r>
-        <w:t xml:space="preserve">Busz # A buszvezetők járműve. Jeges úton </w:t>
-      </w:r>
-      <w:proofErr w:type="spellStart"/>
-      <w:r>
-        <w:t>megcsúszhat</w:t>
-      </w:r>
-      <w:proofErr w:type="spellEnd"/>
-      <w:r>
-        <w:t xml:space="preserve"> (ami időveszteséggel jár), balesetbe futva pedig a sáv felszabadulásáig teljesen mozgásképtelenné válik.</w:t>
+      <w:r>
+        <w:t>Biokerozin # Fogyóeszköz, a sárkány fej üzemeltetéséhez szükséges üzemanyag.</w:t>
+      </w:r>
+    </w:p>
+    <w:p>
+      <w:r>
+        <w:t>Busz # A buszvezetők járműve. Jeges úton megcsúszhat (ami időveszteséggel jár), balesetbe futva pedig a sáv felszabadulásáig teljesen mozgásképtelenné válik.</w:t>
       </w:r>
     </w:p>
     <w:p>
@@ -108,6 +95,11 @@
     <w:p>
       <w:r>
         <w:lastRenderedPageBreak/>
+        <w:t>Követelmény azonosító # SP: projekt nevének rövidítése, F: funkcionális, R: erőforrás (resource), D: átadás (delivery), NF: nem funkcionális, 00: sorszám az adott kategóriában.</w:t>
+      </w:r>
+    </w:p>
+    <w:p>
+      <w:r>
         <w:t>Megcsúszás # Jeges úton közlekedve az autó nekicsúszhat az előtte lévőnek, ezzel elzárva az adott sávot.</w:t>
       </w:r>
     </w:p>
@@ -118,36 +110,12 @@
     </w:p>
     <w:p>
       <w:r>
-        <w:t xml:space="preserve">Pénz # </w:t>
-      </w:r>
-      <w:proofErr w:type="spellStart"/>
-      <w:r>
-        <w:t>Játékbeli</w:t>
-      </w:r>
-      <w:proofErr w:type="spellEnd"/>
-      <w:r>
-        <w:t xml:space="preserve"> valuta, amiből felszereléseket, fogyóeszközöket és hókotrókat vásárolhat a játékos.</w:t>
-      </w:r>
-    </w:p>
-    <w:p>
-      <w:r>
-        <w:t xml:space="preserve">Sárkány fej # A hókotróra szerelhető felszerelés, amely </w:t>
-      </w:r>
-      <w:proofErr w:type="spellStart"/>
-      <w:r>
-        <w:t>biokerozin</w:t>
-      </w:r>
-      <w:proofErr w:type="spellEnd"/>
-      <w:r>
-        <w:t xml:space="preserve"> segítségével azonnal elolvasztja a havat és a jeget. Ha elfogy a </w:t>
-      </w:r>
-      <w:proofErr w:type="spellStart"/>
-      <w:r>
-        <w:t>biokerozin</w:t>
-      </w:r>
-      <w:proofErr w:type="spellEnd"/>
-      <w:r>
-        <w:t>, használhatatlanná válik.</w:t>
+        <w:t>Pénz # Játékbeli valuta, amiből felszereléseket, fogyóeszközöket és hókotrókat vásárolhat a játékos.</w:t>
+      </w:r>
+    </w:p>
+    <w:p>
+      <w:r>
+        <w:t>Sárkány fej # A hókotróra szerelhető felszerelés, amely biokerozin segítségével azonnal elolvasztja a havat és a jeget. Ha elfogy a biokerozin, használhatatlanná válik.</w:t>
       </w:r>
     </w:p>
     <w:p>
@@ -816,7 +784,6 @@
   <w:style w:type="character" w:default="1" w:styleId="Bekezdsalapbettpusa">
     <w:name w:val="Default Paragraph Font"/>
     <w:uiPriority w:val="1"/>
-    <w:semiHidden/>
     <w:unhideWhenUsed/>
   </w:style>
   <w:style w:type="table" w:default="1" w:styleId="Normltblzat">
